--- a/server/src/templates/apex.docx
+++ b/server/src/templates/apex.docx
@@ -1,6 +1,6 @@
 
 <file path=word/document.xml><?xml version="1.0" encoding="utf-8"?>
-<w:document xmlns:wpc="http://schemas.microsoft.com/office/word/2010/wordprocessingCanvas" xmlns:cx="http://schemas.microsoft.com/office/drawing/2014/chartex" xmlns:cx1="http://schemas.microsoft.com/office/drawing/2015/9/8/chartex" xmlns:cx2="http://schemas.microsoft.com/office/drawing/2015/10/21/chartex" xmlns:cx3="http://schemas.microsoft.com/office/drawing/2016/5/9/chartex" xmlns:cx4="http://schemas.microsoft.com/office/drawing/2016/5/10/chartex" xmlns:cx5="http://schemas.microsoft.com/office/drawing/2016/5/11/chartex" xmlns:cx6="http://schemas.microsoft.com/office/drawing/2016/5/12/chartex" xmlns:cx7="http://schemas.microsoft.com/office/drawing/2016/5/13/chartex" xmlns:cx8="http://schemas.microsoft.com/office/drawing/2016/5/14/chartex" xmlns:mc="http://schemas.openxmlformats.org/markup-compatibility/2006" xmlns:aink="http://schemas.microsoft.com/office/drawing/2016/ink" xmlns:am3d="http://schemas.microsoft.com/office/drawing/2017/model3d" xmlns:o="urn:schemas-microsoft-com:office:office" xmlns:r="http://schemas.openxmlformats.org/officeDocument/2006/relationships" xmlns:m="http://schemas.openxmlformats.org/officeDocument/2006/math" xmlns:v="urn:schemas-microsoft-com:vml" xmlns:wp14="http://schemas.microsoft.com/office/word/2010/wordprocessingDrawing" xmlns:wp="http://schemas.openxmlformats.org/drawingml/2006/wordprocessingDrawing" xmlns:w10="urn:schemas-microsoft-com:office:word" xmlns:w="http://schemas.openxmlformats.org/wordprocessingml/2006/main" xmlns:w14="http://schemas.microsoft.com/office/word/2010/wordml" xmlns:w15="http://schemas.microsoft.com/office/word/2012/wordml" xmlns:w16cex="http://schemas.microsoft.com/office/word/2018/wordml/cex" xmlns:w16cid="http://schemas.microsoft.com/office/word/2016/wordml/cid" xmlns:w16="http://schemas.microsoft.com/office/word/2018/wordml" xmlns:w16sdtdh="http://schemas.microsoft.com/office/word/2020/wordml/sdtdatahash" xmlns:w16se="http://schemas.microsoft.com/office/word/2015/wordml/symex" xmlns:wpg="http://schemas.microsoft.com/office/word/2010/wordprocessingGroup" xmlns:wpi="http://schemas.microsoft.com/office/word/2010/wordprocessingInk" xmlns:wne="http://schemas.microsoft.com/office/word/2006/wordml" xmlns:wps="http://schemas.microsoft.com/office/word/2010/wordprocessingShape" mc:Ignorable="w14 w15 w16se w16cid w16 w16cex w16sdtdh wp14">
+<w:document xmlns:wpc="http://schemas.microsoft.com/office/word/2010/wordprocessingCanvas" xmlns:cx="http://schemas.microsoft.com/office/drawing/2014/chartex" xmlns:cx1="http://schemas.microsoft.com/office/drawing/2015/9/8/chartex" xmlns:cx2="http://schemas.microsoft.com/office/drawing/2015/10/21/chartex" xmlns:cx3="http://schemas.microsoft.com/office/drawing/2016/5/9/chartex" xmlns:cx4="http://schemas.microsoft.com/office/drawing/2016/5/10/chartex" xmlns:cx5="http://schemas.microsoft.com/office/drawing/2016/5/11/chartex" xmlns:cx6="http://schemas.microsoft.com/office/drawing/2016/5/12/chartex" xmlns:cx7="http://schemas.microsoft.com/office/drawing/2016/5/13/chartex" xmlns:cx8="http://schemas.microsoft.com/office/drawing/2016/5/14/chartex" xmlns:mc="http://schemas.openxmlformats.org/markup-compatibility/2006" xmlns:m="http://schemas.openxmlformats.org/officeDocument/2006/math" xmlns:aink="http://schemas.microsoft.com/office/drawing/2016/ink" xmlns:am3d="http://schemas.microsoft.com/office/drawing/2017/model3d" xmlns:oel="http://schemas.microsoft.com/office/2019/extlst" xmlns:r="http://schemas.openxmlformats.org/officeDocument/2006/relationships" xmlns:wp14="http://schemas.microsoft.com/office/word/2010/wordprocessingDrawing" xmlns:wp="http://schemas.openxmlformats.org/drawingml/2006/wordprocessingDrawing" xmlns:wpg="http://schemas.microsoft.com/office/word/2010/wordprocessingGroup" xmlns:wpi="http://schemas.microsoft.com/office/word/2010/wordprocessingInk" xmlns:wps="http://schemas.microsoft.com/office/word/2010/wordprocessingShape" xmlns:o="urn:schemas-microsoft-com:office:office" xmlns:v="urn:schemas-microsoft-com:vml" xmlns:w10="urn:schemas-microsoft-com:office:word" xmlns:w="http://schemas.openxmlformats.org/wordprocessingml/2006/main" xmlns:w14="http://schemas.microsoft.com/office/word/2010/wordml" xmlns:w15="http://schemas.microsoft.com/office/word/2012/wordml" xmlns:w16cex="http://schemas.microsoft.com/office/word/2018/wordml/cex" xmlns:w16cid="http://schemas.microsoft.com/office/word/2016/wordml/cid" xmlns:w16="http://schemas.microsoft.com/office/word/2018/wordml" xmlns:w16sdtdh="http://schemas.microsoft.com/office/word/2020/wordml/sdtdatahash" xmlns:w16sdtfl="http://schemas.microsoft.com/office/word/2024/wordml/sdtformatlock" xmlns:w16se="http://schemas.microsoft.com/office/word/2015/wordml/symex" xmlns:w16du="http://schemas.microsoft.com/office/word/2023/wordml/word16du" xmlns:wne="http://schemas.microsoft.com/office/word/2006/wordml" mc:Ignorable="w14 w15 w16se w16cid w16 w16cex w16sdtdh w16sdtfl w16du wp14">
   <w:body>
     <w:p>
       <w:pPr>
@@ -335,7 +335,7 @@
                   <v:h position="#0,topLeft" xrange="0,21600"/>
                 </v:handles>
               </v:shapetype>
-              <v:shape id="Равнобедренный треугольник 3" o:spid="_x0000_s1026" type="#_x0000_t5" style="position:absolute;margin-left:-77.05pt;margin-top:736.65pt;width:594.15pt;height:47.7pt;flip:x;z-index:251670528;visibility:visible;mso-wrap-style:square;mso-width-percent:0;mso-height-percent:0;mso-wrap-distance-left:9pt;mso-wrap-distance-top:0;mso-wrap-distance-right:9pt;mso-wrap-distance-bottom:0;mso-position-horizontal:absolute;mso-position-horizontal-relative:text;mso-position-vertical:absolute;mso-position-vertical-relative:text;mso-width-percent:0;mso-height-percent:0;mso-width-relative:margin;mso-height-relative:margin;v-text-anchor:middle" o:gfxdata="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" adj="0" fillcolor="#00ea6a" stroked="f" strokeweight="1pt">
+              <v:shape id="Равнобедренный треугольник 3" o:spid="_x0000_s1026" type="#_x0000_t5" style="position:absolute;margin-left:-77.05pt;margin-top:736.65pt;width:594.15pt;height:47.7pt;flip:x;z-index:251670528;visibility:visible;mso-wrap-style:square;mso-width-percent:0;mso-height-percent:0;mso-wrap-distance-left:9pt;mso-wrap-distance-top:0;mso-wrap-distance-right:9pt;mso-wrap-distance-bottom:0;mso-position-horizontal:absolute;mso-position-horizontal-relative:text;mso-position-vertical:absolute;mso-position-vertical-relative:text;mso-width-percent:0;mso-height-percent:0;mso-width-relative:margin;mso-height-relative:margin;v-text-anchor:middle" o:gfxdata="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" adj="0" fillcolor="#00ea6a" stroked="f" strokeweight="1pt">
                 <v:textbox>
                   <w:txbxContent>
                     <w:p>
@@ -481,7 +481,7 @@
                 <v:stroke joinstyle="miter"/>
                 <v:path gradientshapeok="t" o:connecttype="rect"/>
               </v:shapetype>
-              <v:shape id="Text Box 1" o:spid="_x0000_s1027" type="#_x0000_t202" alt="Название: Contact info text box" style="position:absolute;margin-left:53.15pt;margin-top:649.85pt;width:422.7pt;height:75.85pt;z-index:251665408;visibility:visible;mso-wrap-style:square;mso-width-percent:0;mso-height-percent:0;mso-wrap-distance-left:9pt;mso-wrap-distance-top:0;mso-wrap-distance-right:9pt;mso-wrap-distance-bottom:0;mso-position-horizontal:absolute;mso-position-horizontal-relative:page;mso-position-vertical:absolute;mso-position-vertical-relative:margin;mso-width-percent:0;mso-height-percent:0;mso-width-relative:margin;mso-height-relative:margin;v-text-anchor:bottom" o:gfxdata="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" filled="f" stroked="f" strokeweight=".5pt">
+              <v:shape id="Text Box 1" o:spid="_x0000_s1027" type="#_x0000_t202" alt="Название: Contact info text box" style="position:absolute;margin-left:53.15pt;margin-top:649.85pt;width:422.7pt;height:75.85pt;z-index:251665408;visibility:visible;mso-wrap-style:square;mso-width-percent:0;mso-height-percent:0;mso-wrap-distance-left:9pt;mso-wrap-distance-top:0;mso-wrap-distance-right:9pt;mso-wrap-distance-bottom:0;mso-position-horizontal:absolute;mso-position-horizontal-relative:page;mso-position-vertical:absolute;mso-position-vertical-relative:margin;mso-width-percent:0;mso-height-percent:0;mso-width-relative:margin;mso-height-relative:margin;v-text-anchor:bottom" o:gfxdata="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" filled="f" stroked="f" strokeweight=".5pt">
                 <v:textbox inset="28.8pt,,,43.2pt">
                   <w:txbxContent>
                     <w:p>
@@ -607,7 +607,25 @@
                                 <w:sz w:val="56"/>
                                 <w:szCs w:val="56"/>
                               </w:rPr>
-                              <w:t>Сертификация автомобильной аптечки</w:t>
+                              <w:t>{{title}}</w:t>
+                            </w:r>
+                            <w:r>
+                              <w:rPr>
+                                <w:rFonts w:asciiTheme="minorHAnsi" w:hAnsiTheme="minorHAnsi" w:cstheme="minorHAnsi"/>
+                                <w:color w:val="00B050"/>
+                                <w:sz w:val="56"/>
+                                <w:szCs w:val="56"/>
+                              </w:rPr>
+                              <w:t/>
+                            </w:r>
+                            <w:r>
+                              <w:rPr>
+                                <w:rFonts w:asciiTheme="minorHAnsi" w:hAnsiTheme="minorHAnsi" w:cstheme="minorHAnsi"/>
+                                <w:color w:val="00B050"/>
+                                <w:sz w:val="56"/>
+                                <w:szCs w:val="56"/>
+                              </w:rPr>
+                              <w:t/>
                             </w:r>
                             <w:r>
                               <w:rPr>
@@ -654,7 +672,7 @@
           </mc:Choice>
           <mc:Fallback>
             <w:pict>
-              <v:shape w14:anchorId="45B7D826" id="Text Box 10" o:spid="_x0000_s1028" type="#_x0000_t202" alt="Название: Contact info text box" style="position:absolute;margin-left:57.75pt;margin-top:411.3pt;width:433.05pt;height:254.9pt;z-index:251663360;visibility:visible;mso-wrap-style:square;mso-width-percent:0;mso-height-percent:0;mso-wrap-distance-left:9pt;mso-wrap-distance-top:0;mso-wrap-distance-right:9pt;mso-wrap-distance-bottom:0;mso-position-horizontal:absolute;mso-position-horizontal-relative:page;mso-position-vertical:absolute;mso-position-vertical-relative:margin;mso-width-percent:0;mso-height-percent:0;mso-width-relative:margin;mso-height-relative:margin;v-text-anchor:bottom" o:gfxdata="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" filled="f" stroked="f" strokeweight=".5pt">
+              <v:shape w14:anchorId="45B7D826" id="Text Box 10" o:spid="_x0000_s1028" type="#_x0000_t202" alt="Название: Contact info text box" style="position:absolute;margin-left:57.75pt;margin-top:411.3pt;width:433.05pt;height:254.9pt;z-index:251663360;visibility:visible;mso-wrap-style:square;mso-width-percent:0;mso-height-percent:0;mso-wrap-distance-left:9pt;mso-wrap-distance-top:0;mso-wrap-distance-right:9pt;mso-wrap-distance-bottom:0;mso-position-horizontal:absolute;mso-position-horizontal-relative:page;mso-position-vertical:absolute;mso-position-vertical-relative:margin;mso-width-percent:0;mso-height-percent:0;mso-width-relative:margin;mso-height-relative:margin;v-text-anchor:bottom" o:gfxdata="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" filled="f" stroked="f" strokeweight=".5pt">
                 <v:textbox inset="28.8pt,,,43.2pt">
                   <w:txbxContent>
                     <w:p>
@@ -716,7 +734,25 @@
                           <w:sz w:val="56"/>
                           <w:szCs w:val="56"/>
                         </w:rPr>
-                        <w:t>Сертификация автомобильной аптечки</w:t>
+                        <w:t>{{title}}</w:t>
+                      </w:r>
+                      <w:r>
+                        <w:rPr>
+                          <w:rFonts w:asciiTheme="minorHAnsi" w:hAnsiTheme="minorHAnsi" w:cstheme="minorHAnsi"/>
+                          <w:color w:val="00B050"/>
+                          <w:sz w:val="56"/>
+                          <w:szCs w:val="56"/>
+                        </w:rPr>
+                        <w:t/>
+                      </w:r>
+                      <w:r>
+                        <w:rPr>
+                          <w:rFonts w:asciiTheme="minorHAnsi" w:hAnsiTheme="minorHAnsi" w:cstheme="minorHAnsi"/>
+                          <w:color w:val="00B050"/>
+                          <w:sz w:val="56"/>
+                          <w:szCs w:val="56"/>
+                        </w:rPr>
+                        <w:t/>
                       </w:r>
                       <w:r>
                         <w:rPr>
@@ -855,7 +891,7 @@
           </mc:Choice>
           <mc:Fallback>
             <w:pict>
-              <v:shape w14:anchorId="503AEF49" id="_x0000_s1029" type="#_x0000_t202" alt="Название: Contact info text box" style="position:absolute;margin-left:412.5pt;margin-top:753.3pt;width:175.1pt;height:55.35pt;z-index:251667456;visibility:visible;mso-wrap-style:square;mso-width-percent:0;mso-height-percent:0;mso-wrap-distance-left:9pt;mso-wrap-distance-top:0;mso-wrap-distance-right:9pt;mso-wrap-distance-bottom:0;mso-position-horizontal:absolute;mso-position-horizontal-relative:page;mso-position-vertical:absolute;mso-position-vertical-relative:text;mso-width-percent:0;mso-height-percent:0;mso-width-relative:margin;mso-height-relative:margin;v-text-anchor:bottom" o:gfxdata="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" filled="f" stroked="f" strokeweight=".5pt">
+              <v:shape w14:anchorId="503AEF49" id="_x0000_s1029" type="#_x0000_t202" alt="Название: Contact info text box" style="position:absolute;margin-left:412.5pt;margin-top:753.3pt;width:175.1pt;height:55.35pt;z-index:251667456;visibility:visible;mso-wrap-style:square;mso-width-percent:0;mso-height-percent:0;mso-wrap-distance-left:9pt;mso-wrap-distance-top:0;mso-wrap-distance-right:9pt;mso-wrap-distance-bottom:0;mso-position-horizontal:absolute;mso-position-horizontal-relative:page;mso-position-vertical:absolute;mso-position-vertical-relative:text;mso-width-percent:0;mso-height-percent:0;mso-width-relative:margin;mso-height-relative:margin;v-text-anchor:bottom" o:gfxdata="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" filled="f" stroked="f" strokeweight=".5pt">
                 <v:textbox inset="28.8pt,,,43.2pt">
                   <w:txbxContent>
                     <w:p>
@@ -1058,23 +1094,26 @@
           </w:tcPr>
           <w:p>
             <w:r>
-              <w:t>1</w:t>
+              <w:rPr>
+                <w:lang w:val="en-US"/>
+              </w:rPr>
+              <w:t>{{volume}}</w:t>
             </w:r>
             <w:r>
-              <w:t>350–</w:t>
+              <w:t/>
             </w:r>
             <w:r>
-              <w:t>1</w:t>
+              <w:rPr>
+                <w:lang w:val="en-US"/>
+              </w:rPr>
+              <w:t/>
             </w:r>
             <w:r>
-              <w:t>750 знаков</w:t>
+              <w:t xml:space="preserve"> знаков</w:t>
             </w:r>
             <w:r>
               <w:br/>
-              <w:t xml:space="preserve">без </w:t>
-            </w:r>
-            <w:r>
-              <w:t>пробелов</w:t>
+              <w:t>без пробелов</w:t>
             </w:r>
           </w:p>
         </w:tc>
@@ -1165,7 +1204,26 @@
     </w:p>
     <w:p>
       <w:r>
-        <w:t>Написать короткий коммерческий текст для новой страницы о сертификации автомобильной аптечки.</w:t>
+        <w:t>{{task}}</w:t>
+      </w:r>
+      <w:r>
+        <w:t xml:space="preserve"/>
+      </w:r>
+      <w:proofErr w:type="gramStart"/>
+      <w:r>
+        <w:t/>
+      </w:r>
+      <w:proofErr w:type="gramEnd"/>
+      <w:r>
+        <w:t xml:space="preserve"/>
+      </w:r>
+      <w:proofErr w:type="spellStart"/>
+      <w:r>
+        <w:t/>
+      </w:r>
+      <w:proofErr w:type="spellEnd"/>
+      <w:r>
+        <w:t/>
       </w:r>
     </w:p>
     <w:p>
@@ -1393,28 +1451,13 @@
     </w:p>
     <w:p>
       <w:r>
-        <w:t>Для объёма до 750 знаков использовать только три коммерческих смысловых блока:</w:t>
-      </w:r>
-    </w:p>
-    <w:p>
-      <w:r>
-        <w:t>1. Какой документ нужен на ав</w:t>
+        <w:t>{{structure}}</w:t>
       </w:r>
       <w:r>
-        <w:t>томобильную аптечку как на комплект и какие подтверждающие документы должны быть у входящих в неё медицинских изделий.</w:t>
-      </w:r>
-    </w:p>
-    <w:p>
-      <w:r>
-        <w:t>2. Состав и назначение аптечки: проверить комплектность по применимым требованиям Минздрава до запуска оформления.</w:t>
-      </w:r>
-    </w:p>
-    <w:p>
-      <w:r>
-        <w:t xml:space="preserve">3. Что </w:t>
+        <w:t/>
       </w:r>
       <w:r>
-        <w:t>прислать для расчёта и что получает клиент: проверка документации и комплектации, срок и стоимость оформления.</w:t>
+        <w:t/>
       </w:r>
     </w:p>
     <w:p>
@@ -1451,7 +1494,8 @@
         <w:tblLook w:val="04A0" w:firstRow="1" w:lastRow="0" w:firstColumn="1" w:lastColumn="0" w:noHBand="0" w:noVBand="1"/>
       </w:tblPr>
       <w:tblGrid>
-        <w:gridCol w:w="9638"/>
+        <w:gridCol w:w="8541"/>
+        <w:gridCol w:w="1097"/>
       </w:tblGrid>
       <w:tr>
         <w:trPr>
@@ -1459,60 +1503,41 @@
         </w:trPr>
         <w:tc>
           <w:tcPr>
-            <w:tcW w:w="9638" w:type="dxa"/>
+            <w:tcW w:w="9000" w:type="dxa"/>
+            <w:shd w:val="clear" w:color="auto" w:fill="F5F7F9"/>
+          </w:tcPr>
+          <w:p>
+            <w:pPr>
+              <w:rPr>
+                <w:lang w:val="en-US"/>
+              </w:rPr>
+            </w:pPr>
+            <w:r>
+              <w:rPr>
+                <w:lang w:val="en-US"/>
+              </w:rPr>
+              <w:t>{{#keys}}{{.}}</w:t>
+            </w:r>
+            <w:r>
+              <w:t/>
+            </w:r>
+            <w:r>
+              <w:rPr>
+                <w:lang w:val="en-US"/>
+              </w:rPr>
+              <w:t/>
+            </w:r>
+          </w:p>
+          <w:p/>
+        </w:tc>
+        <w:tc>
+          <w:tcPr>
+            <w:tcW w:w="638" w:type="dxa"/>
             <w:shd w:val="clear" w:color="auto" w:fill="F5F7F9"/>
           </w:tcPr>
           <w:p>
             <w:r>
-              <w:t>{strictKeyword}</w:t>
-            </w:r>
-          </w:p>
-        </w:tc>
-      </w:tr>
-      <w:tr>
-        <w:trPr>
-          <w:jc w:val="center"/>
-        </w:trPr>
-        <w:tc>
-          <w:tcPr>
-            <w:tcW w:w="9638" w:type="dxa"/>
-            <w:shd w:val="clear" w:color="auto" w:fill="FFFFFF"/>
-          </w:tcPr>
-          <w:p>
-            <w:r>
-              <w:t>сертификат</w:t>
-            </w:r>
-          </w:p>
-        </w:tc>
-      </w:tr>
-      <w:tr>
-        <w:trPr>
-          <w:jc w:val="center"/>
-        </w:trPr>
-        <w:tc>
-          <w:tcPr>
-            <w:tcW w:w="9638" w:type="dxa"/>
-            <w:shd w:val="clear" w:color="auto" w:fill="F5F7F9"/>
-          </w:tcPr>
-          <w:p>
-            <w:r>
-              <w:t>аптечка</w:t>
-            </w:r>
-          </w:p>
-        </w:tc>
-      </w:tr>
-      <w:tr>
-        <w:trPr>
-          <w:jc w:val="center"/>
-        </w:trPr>
-        <w:tc>
-          <w:tcPr>
-            <w:tcW w:w="9638" w:type="dxa"/>
-            <w:shd w:val="clear" w:color="auto" w:fill="FFFFFF"/>
-          </w:tcPr>
-          <w:p>
-            <w:r>
-              <w:t>автомобильный</w:t>
+              <w:t>{{/keys}}</w:t>
             </w:r>
           </w:p>
         </w:tc>
@@ -1572,7 +1597,6 @@
                 <w:b/>
                 <w:color w:val="FF0000"/>
               </w:rPr>
-              <w:lastRenderedPageBreak/>
               <w:t>Важно</w:t>
             </w:r>
           </w:p>
@@ -1603,6 +1627,7 @@
         <w:rPr>
           <w:rFonts w:cstheme="minorHAnsi"/>
         </w:rPr>
+        <w:lastRenderedPageBreak/>
         <w:t>Слова из подсветки в выдаче</w:t>
       </w:r>
     </w:p>
@@ -1618,7 +1643,8 @@
         <w:tblLook w:val="04A0" w:firstRow="1" w:lastRow="0" w:firstColumn="1" w:lastColumn="0" w:noHBand="0" w:noVBand="1"/>
       </w:tblPr>
       <w:tblGrid>
-        <w:gridCol w:w="9638"/>
+        <w:gridCol w:w="8541"/>
+        <w:gridCol w:w="1097"/>
       </w:tblGrid>
       <w:tr>
         <w:trPr>
@@ -1626,44 +1652,35 @@
         </w:trPr>
         <w:tc>
           <w:tcPr>
-            <w:tcW w:w="9638" w:type="dxa"/>
+            <w:tcW w:w="9000" w:type="dxa"/>
             <w:shd w:val="clear" w:color="auto" w:fill="F5F7F9"/>
           </w:tcPr>
           <w:p>
             <w:r>
-              <w:t>автомобиль</w:t>
+              <w:rPr>
+                <w:lang w:val="en-US"/>
+              </w:rPr>
+              <w:t>{{#highlights}}{{.}}</w:t>
+            </w:r>
+            <w:r>
+              <w:t/>
+            </w:r>
+            <w:r>
+              <w:rPr>
+                <w:lang w:val="en-US"/>
+              </w:rPr>
+              <w:t/>
             </w:r>
           </w:p>
         </w:tc>
-      </w:tr>
-      <w:tr>
-        <w:trPr>
-          <w:jc w:val="center"/>
-        </w:trPr>
         <w:tc>
           <w:tcPr>
-            <w:tcW w:w="9638" w:type="dxa"/>
-            <w:shd w:val="clear" w:color="auto" w:fill="FFFFFF"/>
-          </w:tcPr>
-          <w:p>
-            <w:r>
-              <w:t>москва</w:t>
-            </w:r>
-          </w:p>
-        </w:tc>
-      </w:tr>
-      <w:tr>
-        <w:trPr>
-          <w:jc w:val="center"/>
-        </w:trPr>
-        <w:tc>
-          <w:tcPr>
-            <w:tcW w:w="9638" w:type="dxa"/>
+            <w:tcW w:w="638" w:type="dxa"/>
             <w:shd w:val="clear" w:color="auto" w:fill="F5F7F9"/>
           </w:tcPr>
           <w:p>
             <w:r>
-              <w:t>авто</w:t>
+              <w:t>{{/highlights}}</w:t>
             </w:r>
           </w:p>
         </w:tc>
@@ -1695,7 +1712,8 @@
         <w:tblLook w:val="04A0" w:firstRow="1" w:lastRow="0" w:firstColumn="1" w:lastColumn="0" w:noHBand="0" w:noVBand="1"/>
       </w:tblPr>
       <w:tblGrid>
-        <w:gridCol w:w="9638"/>
+        <w:gridCol w:w="8541"/>
+        <w:gridCol w:w="1097"/>
       </w:tblGrid>
       <w:tr>
         <w:trPr>
@@ -1708,7 +1726,19 @@
           </w:tcPr>
           <w:p>
             <w:r>
-              <w:t>{#theme}{.}</w:t>
+              <w:rPr>
+                <w:lang w:val="en-US"/>
+              </w:rPr>
+              <w:t>{{#themeWords}}{{.}}</w:t>
+            </w:r>
+            <w:r>
+              <w:t/>
+            </w:r>
+            <w:r>
+              <w:rPr>
+                <w:lang w:val="en-US"/>
+              </w:rPr>
+              <w:t/>
             </w:r>
           </w:p>
         </w:tc>
@@ -1719,7 +1749,7 @@
           </w:tcPr>
           <w:p>
             <w:r>
-              <w:t>{/theme}</w:t>
+              <w:t>{{/themeWords}}</w:t>
             </w:r>
           </w:p>
         </w:tc>
@@ -1767,50 +1797,38 @@
     </w:p>
     <w:p>
       <w:r>
-        <w:t>1. https://cert.v-avto.ru/%D0%A1%D0%B5%D1%80%D1%82%D0%B8%D1%84%D0%B8%D0%BA%D0%B0%D1%82%D1%8B%20%D0%90%D0%BA%D1%81%D0%B5%D1%81%D1%81%D1%83%D0%B0%D1%80%D1%8B/%D0%90%D0%BF%D1%82%D0%B5%D1%87%D0%BA%D0%B8/</w:t>
+        <w:t>{{#competitors}}</w:t>
       </w:r>
     </w:p>
     <w:p>
+      <w:pPr>
+        <w:pStyle w:val="af0"/>
+        <w:numPr>
+          <w:ilvl w:val="0"/>
+          <w:numId w:val="22"/>
+        </w:numPr>
+      </w:pPr>
       <w:r>
-        <w:t>2. https://uteka.ru/product/a</w:t>
+        <w:rPr>
+          <w:lang w:val="en-US"/>
+        </w:rPr>
+        <w:t>{{.}}</w:t>
       </w:r>
       <w:r>
-        <w:t>ptechka-pervoj-pomoshhi-avtomobilnaya-fest-musson-337489/</w:t>
+        <w:t/>
       </w:r>
+      <w:r>
+        <w:rPr>
+          <w:lang w:val="en-US"/>
+        </w:rPr>
+        <w:t/>
+      </w:r>
+      <w:hyperlink r:id="rId9" w:history="1"/>
     </w:p>
     <w:p>
       <w:r>
-        <w:t>3. https://www.f-tk.ru/catalog/item-1160706/</w:t>
+        <w:t>{{/competitors}}</w:t>
       </w:r>
-    </w:p>
-    <w:p>
-      <w:r>
-        <w:t>4. https://gorzdrav.org/p/aptechka-avtomobilnaja-fest-333476/</w:t>
-      </w:r>
-    </w:p>
-    <w:p>
-      <w:r>
-        <w:t>5. https://www.autoopt.ru/catalog/209253-aptechka_avtomobilnaja_prikaz_mz_rf_260n_24_05_202</w:t>
-      </w:r>
-      <w:r>
-        <w:t>4_g_fjest</w:t>
-      </w:r>
-    </w:p>
-    <w:p>
-      <w:r>
-        <w:t>6. https://www.almega.ru/avariynye-prinadlezhnosti/aptechki-avtomobilnye/aptechka-avtomobilnaya-pervoj-pomoschi-astra-sostav-2024-prikaz-260-n-gost</w:t>
-      </w:r>
-    </w:p>
-    <w:p>
-      <w:r>
-        <w:t>7. https://www.eapteka.ru/goods/id525368/</w:t>
-      </w:r>
-    </w:p>
-    <w:p>
-      <w:pPr>
-        <w:ind w:left="403" w:hanging="403"/>
-      </w:pPr>
-      <w:hyperlink r:id="rId9" w:history="1"/>
     </w:p>
     <w:p>
       <w:pPr>
@@ -1886,7 +1904,7 @@
 </file>
 
 <file path=word/endnotes.xml><?xml version="1.0" encoding="utf-8"?>
-<w:endnotes xmlns:wpc="http://schemas.microsoft.com/office/word/2010/wordprocessingCanvas" xmlns:cx="http://schemas.microsoft.com/office/drawing/2014/chartex" xmlns:cx1="http://schemas.microsoft.com/office/drawing/2015/9/8/chartex" xmlns:cx2="http://schemas.microsoft.com/office/drawing/2015/10/21/chartex" xmlns:cx3="http://schemas.microsoft.com/office/drawing/2016/5/9/chartex" xmlns:cx4="http://schemas.microsoft.com/office/drawing/2016/5/10/chartex" xmlns:cx5="http://schemas.microsoft.com/office/drawing/2016/5/11/chartex" xmlns:cx6="http://schemas.microsoft.com/office/drawing/2016/5/12/chartex" xmlns:cx7="http://schemas.microsoft.com/office/drawing/2016/5/13/chartex" xmlns:cx8="http://schemas.microsoft.com/office/drawing/2016/5/14/chartex" xmlns:mc="http://schemas.openxmlformats.org/markup-compatibility/2006" xmlns:aink="http://schemas.microsoft.com/office/drawing/2016/ink" xmlns:am3d="http://schemas.microsoft.com/office/drawing/2017/model3d" xmlns:o="urn:schemas-microsoft-com:office:office" xmlns:r="http://schemas.openxmlformats.org/officeDocument/2006/relationships" xmlns:m="http://schemas.openxmlformats.org/officeDocument/2006/math" xmlns:v="urn:schemas-microsoft-com:vml" xmlns:wp14="http://schemas.microsoft.com/office/word/2010/wordprocessingDrawing" xmlns:wp="http://schemas.openxmlformats.org/drawingml/2006/wordprocessingDrawing" xmlns:w10="urn:schemas-microsoft-com:office:word" xmlns:w="http://schemas.openxmlformats.org/wordprocessingml/2006/main" xmlns:w14="http://schemas.microsoft.com/office/word/2010/wordml" xmlns:w15="http://schemas.microsoft.com/office/word/2012/wordml" xmlns:w16cex="http://schemas.microsoft.com/office/word/2018/wordml/cex" xmlns:w16cid="http://schemas.microsoft.com/office/word/2016/wordml/cid" xmlns:w16="http://schemas.microsoft.com/office/word/2018/wordml" xmlns:w16sdtdh="http://schemas.microsoft.com/office/word/2020/wordml/sdtdatahash" xmlns:w16se="http://schemas.microsoft.com/office/word/2015/wordml/symex" xmlns:wpg="http://schemas.microsoft.com/office/word/2010/wordprocessingGroup" xmlns:wpi="http://schemas.microsoft.com/office/word/2010/wordprocessingInk" xmlns:wne="http://schemas.microsoft.com/office/word/2006/wordml" xmlns:wps="http://schemas.microsoft.com/office/word/2010/wordprocessingShape" mc:Ignorable="w14 w15 w16se w16cid w16 w16cex w16sdtdh wp14">
+<w:endnotes xmlns:wpc="http://schemas.microsoft.com/office/word/2010/wordprocessingCanvas" xmlns:cx="http://schemas.microsoft.com/office/drawing/2014/chartex" xmlns:cx1="http://schemas.microsoft.com/office/drawing/2015/9/8/chartex" xmlns:cx2="http://schemas.microsoft.com/office/drawing/2015/10/21/chartex" xmlns:cx3="http://schemas.microsoft.com/office/drawing/2016/5/9/chartex" xmlns:cx4="http://schemas.microsoft.com/office/drawing/2016/5/10/chartex" xmlns:cx5="http://schemas.microsoft.com/office/drawing/2016/5/11/chartex" xmlns:cx6="http://schemas.microsoft.com/office/drawing/2016/5/12/chartex" xmlns:cx7="http://schemas.microsoft.com/office/drawing/2016/5/13/chartex" xmlns:cx8="http://schemas.microsoft.com/office/drawing/2016/5/14/chartex" xmlns:mc="http://schemas.openxmlformats.org/markup-compatibility/2006" xmlns:m="http://schemas.openxmlformats.org/officeDocument/2006/math" xmlns:aink="http://schemas.microsoft.com/office/drawing/2016/ink" xmlns:am3d="http://schemas.microsoft.com/office/drawing/2017/model3d" xmlns:oel="http://schemas.microsoft.com/office/2019/extlst" xmlns:r="http://schemas.openxmlformats.org/officeDocument/2006/relationships" xmlns:wp14="http://schemas.microsoft.com/office/word/2010/wordprocessingDrawing" xmlns:wp="http://schemas.openxmlformats.org/drawingml/2006/wordprocessingDrawing" xmlns:wpg="http://schemas.microsoft.com/office/word/2010/wordprocessingGroup" xmlns:wpi="http://schemas.microsoft.com/office/word/2010/wordprocessingInk" xmlns:wps="http://schemas.microsoft.com/office/word/2010/wordprocessingShape" xmlns:o="urn:schemas-microsoft-com:office:office" xmlns:v="urn:schemas-microsoft-com:vml" xmlns:w10="urn:schemas-microsoft-com:office:word" xmlns:w="http://schemas.openxmlformats.org/wordprocessingml/2006/main" xmlns:w14="http://schemas.microsoft.com/office/word/2010/wordml" xmlns:w15="http://schemas.microsoft.com/office/word/2012/wordml" xmlns:w16cex="http://schemas.microsoft.com/office/word/2018/wordml/cex" xmlns:w16cid="http://schemas.microsoft.com/office/word/2016/wordml/cid" xmlns:w16="http://schemas.microsoft.com/office/word/2018/wordml" xmlns:w16sdtdh="http://schemas.microsoft.com/office/word/2020/wordml/sdtdatahash" xmlns:w16sdtfl="http://schemas.microsoft.com/office/word/2024/wordml/sdtformatlock" xmlns:w16se="http://schemas.microsoft.com/office/word/2015/wordml/symex" xmlns:w16du="http://schemas.microsoft.com/office/word/2023/wordml/word16du" xmlns:wne="http://schemas.microsoft.com/office/word/2006/wordml" mc:Ignorable="w14 w15 w16se w16cid w16 w16cex w16sdtdh w16sdtfl w16du wp14">
   <w:endnote w:type="separator" w:id="-1">
     <w:p>
       <w:r>
@@ -1905,7 +1923,7 @@
 </file>
 
 <file path=word/footer1.xml><?xml version="1.0" encoding="utf-8"?>
-<w:ftr xmlns:wpc="http://schemas.microsoft.com/office/word/2010/wordprocessingCanvas" xmlns:cx="http://schemas.microsoft.com/office/drawing/2014/chartex" xmlns:cx1="http://schemas.microsoft.com/office/drawing/2015/9/8/chartex" xmlns:cx2="http://schemas.microsoft.com/office/drawing/2015/10/21/chartex" xmlns:cx3="http://schemas.microsoft.com/office/drawing/2016/5/9/chartex" xmlns:cx4="http://schemas.microsoft.com/office/drawing/2016/5/10/chartex" xmlns:cx5="http://schemas.microsoft.com/office/drawing/2016/5/11/chartex" xmlns:cx6="http://schemas.microsoft.com/office/drawing/2016/5/12/chartex" xmlns:cx7="http://schemas.microsoft.com/office/drawing/2016/5/13/chartex" xmlns:cx8="http://schemas.microsoft.com/office/drawing/2016/5/14/chartex" xmlns:mc="http://schemas.openxmlformats.org/markup-compatibility/2006" xmlns:aink="http://schemas.microsoft.com/office/drawing/2016/ink" xmlns:am3d="http://schemas.microsoft.com/office/drawing/2017/model3d" xmlns:o="urn:schemas-microsoft-com:office:office" xmlns:r="http://schemas.openxmlformats.org/officeDocument/2006/relationships" xmlns:m="http://schemas.openxmlformats.org/officeDocument/2006/math" xmlns:v="urn:schemas-microsoft-com:vml" xmlns:wp14="http://schemas.microsoft.com/office/word/2010/wordprocessingDrawing" xmlns:wp="http://schemas.openxmlformats.org/drawingml/2006/wordprocessingDrawing" xmlns:w10="urn:schemas-microsoft-com:office:word" xmlns:w="http://schemas.openxmlformats.org/wordprocessingml/2006/main" xmlns:w14="http://schemas.microsoft.com/office/word/2010/wordml" xmlns:w15="http://schemas.microsoft.com/office/word/2012/wordml" xmlns:w16cex="http://schemas.microsoft.com/office/word/2018/wordml/cex" xmlns:w16cid="http://schemas.microsoft.com/office/word/2016/wordml/cid" xmlns:w16="http://schemas.microsoft.com/office/word/2018/wordml" xmlns:w16sdtdh="http://schemas.microsoft.com/office/word/2020/wordml/sdtdatahash" xmlns:w16se="http://schemas.microsoft.com/office/word/2015/wordml/symex" xmlns:wpg="http://schemas.microsoft.com/office/word/2010/wordprocessingGroup" xmlns:wpi="http://schemas.microsoft.com/office/word/2010/wordprocessingInk" xmlns:wne="http://schemas.microsoft.com/office/word/2006/wordml" xmlns:wps="http://schemas.microsoft.com/office/word/2010/wordprocessingShape" mc:Ignorable="w14 w15 w16se w16cid w16 w16cex w16sdtdh wp14">
+<w:ftr xmlns:wpc="http://schemas.microsoft.com/office/word/2010/wordprocessingCanvas" xmlns:cx="http://schemas.microsoft.com/office/drawing/2014/chartex" xmlns:cx1="http://schemas.microsoft.com/office/drawing/2015/9/8/chartex" xmlns:cx2="http://schemas.microsoft.com/office/drawing/2015/10/21/chartex" xmlns:cx3="http://schemas.microsoft.com/office/drawing/2016/5/9/chartex" xmlns:cx4="http://schemas.microsoft.com/office/drawing/2016/5/10/chartex" xmlns:cx5="http://schemas.microsoft.com/office/drawing/2016/5/11/chartex" xmlns:cx6="http://schemas.microsoft.com/office/drawing/2016/5/12/chartex" xmlns:cx7="http://schemas.microsoft.com/office/drawing/2016/5/13/chartex" xmlns:cx8="http://schemas.microsoft.com/office/drawing/2016/5/14/chartex" xmlns:mc="http://schemas.openxmlformats.org/markup-compatibility/2006" xmlns:m="http://schemas.openxmlformats.org/officeDocument/2006/math" xmlns:aink="http://schemas.microsoft.com/office/drawing/2016/ink" xmlns:am3d="http://schemas.microsoft.com/office/drawing/2017/model3d" xmlns:oel="http://schemas.microsoft.com/office/2019/extlst" xmlns:r="http://schemas.openxmlformats.org/officeDocument/2006/relationships" xmlns:wp14="http://schemas.microsoft.com/office/word/2010/wordprocessingDrawing" xmlns:wp="http://schemas.openxmlformats.org/drawingml/2006/wordprocessingDrawing" xmlns:wpg="http://schemas.microsoft.com/office/word/2010/wordprocessingGroup" xmlns:wpi="http://schemas.microsoft.com/office/word/2010/wordprocessingInk" xmlns:wps="http://schemas.microsoft.com/office/word/2010/wordprocessingShape" xmlns:o="urn:schemas-microsoft-com:office:office" xmlns:v="urn:schemas-microsoft-com:vml" xmlns:w10="urn:schemas-microsoft-com:office:word" xmlns:w="http://schemas.openxmlformats.org/wordprocessingml/2006/main" xmlns:w14="http://schemas.microsoft.com/office/word/2010/wordml" xmlns:w15="http://schemas.microsoft.com/office/word/2012/wordml" xmlns:w16cex="http://schemas.microsoft.com/office/word/2018/wordml/cex" xmlns:w16cid="http://schemas.microsoft.com/office/word/2016/wordml/cid" xmlns:w16="http://schemas.microsoft.com/office/word/2018/wordml" xmlns:w16sdtdh="http://schemas.microsoft.com/office/word/2020/wordml/sdtdatahash" xmlns:w16sdtfl="http://schemas.microsoft.com/office/word/2024/wordml/sdtformatlock" xmlns:w16se="http://schemas.microsoft.com/office/word/2015/wordml/symex" xmlns:w16du="http://schemas.microsoft.com/office/word/2023/wordml/word16du" xmlns:wne="http://schemas.microsoft.com/office/word/2006/wordml" mc:Ignorable="w14 w15 w16se w16cid w16 w16cex w16sdtdh w16sdtfl w16du wp14">
   <w:p>
     <w:pPr>
       <w:pStyle w:val="a5"/>
@@ -1915,7 +1933,7 @@
 </file>
 
 <file path=word/footer2.xml><?xml version="1.0" encoding="utf-8"?>
-<w:ftr xmlns:wpc="http://schemas.microsoft.com/office/word/2010/wordprocessingCanvas" xmlns:cx="http://schemas.microsoft.com/office/drawing/2014/chartex" xmlns:cx1="http://schemas.microsoft.com/office/drawing/2015/9/8/chartex" xmlns:cx2="http://schemas.microsoft.com/office/drawing/2015/10/21/chartex" xmlns:cx3="http://schemas.microsoft.com/office/drawing/2016/5/9/chartex" xmlns:cx4="http://schemas.microsoft.com/office/drawing/2016/5/10/chartex" xmlns:cx5="http://schemas.microsoft.com/office/drawing/2016/5/11/chartex" xmlns:cx6="http://schemas.microsoft.com/office/drawing/2016/5/12/chartex" xmlns:cx7="http://schemas.microsoft.com/office/drawing/2016/5/13/chartex" xmlns:cx8="http://schemas.microsoft.com/office/drawing/2016/5/14/chartex" xmlns:mc="http://schemas.openxmlformats.org/markup-compatibility/2006" xmlns:aink="http://schemas.microsoft.com/office/drawing/2016/ink" xmlns:am3d="http://schemas.microsoft.com/office/drawing/2017/model3d" xmlns:o="urn:schemas-microsoft-com:office:office" xmlns:r="http://schemas.openxmlformats.org/officeDocument/2006/relationships" xmlns:m="http://schemas.openxmlformats.org/officeDocument/2006/math" xmlns:v="urn:schemas-microsoft-com:vml" xmlns:wp14="http://schemas.microsoft.com/office/word/2010/wordprocessingDrawing" xmlns:wp="http://schemas.openxmlformats.org/drawingml/2006/wordprocessingDrawing" xmlns:w10="urn:schemas-microsoft-com:office:word" xmlns:w="http://schemas.openxmlformats.org/wordprocessingml/2006/main" xmlns:w14="http://schemas.microsoft.com/office/word/2010/wordml" xmlns:w15="http://schemas.microsoft.com/office/word/2012/wordml" xmlns:w16cex="http://schemas.microsoft.com/office/word/2018/wordml/cex" xmlns:w16cid="http://schemas.microsoft.com/office/word/2016/wordml/cid" xmlns:w16="http://schemas.microsoft.com/office/word/2018/wordml" xmlns:w16sdtdh="http://schemas.microsoft.com/office/word/2020/wordml/sdtdatahash" xmlns:w16se="http://schemas.microsoft.com/office/word/2015/wordml/symex" xmlns:wpg="http://schemas.microsoft.com/office/word/2010/wordprocessingGroup" xmlns:wpi="http://schemas.microsoft.com/office/word/2010/wordprocessingInk" xmlns:wne="http://schemas.microsoft.com/office/word/2006/wordml" xmlns:wps="http://schemas.microsoft.com/office/word/2010/wordprocessingShape" mc:Ignorable="w14 w15 w16se w16cid w16 w16cex w16sdtdh wp14">
+<w:ftr xmlns:wpc="http://schemas.microsoft.com/office/word/2010/wordprocessingCanvas" xmlns:cx="http://schemas.microsoft.com/office/drawing/2014/chartex" xmlns:cx1="http://schemas.microsoft.com/office/drawing/2015/9/8/chartex" xmlns:cx2="http://schemas.microsoft.com/office/drawing/2015/10/21/chartex" xmlns:cx3="http://schemas.microsoft.com/office/drawing/2016/5/9/chartex" xmlns:cx4="http://schemas.microsoft.com/office/drawing/2016/5/10/chartex" xmlns:cx5="http://schemas.microsoft.com/office/drawing/2016/5/11/chartex" xmlns:cx6="http://schemas.microsoft.com/office/drawing/2016/5/12/chartex" xmlns:cx7="http://schemas.microsoft.com/office/drawing/2016/5/13/chartex" xmlns:cx8="http://schemas.microsoft.com/office/drawing/2016/5/14/chartex" xmlns:mc="http://schemas.openxmlformats.org/markup-compatibility/2006" xmlns:m="http://schemas.openxmlformats.org/officeDocument/2006/math" xmlns:aink="http://schemas.microsoft.com/office/drawing/2016/ink" xmlns:am3d="http://schemas.microsoft.com/office/drawing/2017/model3d" xmlns:oel="http://schemas.microsoft.com/office/2019/extlst" xmlns:r="http://schemas.openxmlformats.org/officeDocument/2006/relationships" xmlns:wp14="http://schemas.microsoft.com/office/word/2010/wordprocessingDrawing" xmlns:wp="http://schemas.openxmlformats.org/drawingml/2006/wordprocessingDrawing" xmlns:wpg="http://schemas.microsoft.com/office/word/2010/wordprocessingGroup" xmlns:wpi="http://schemas.microsoft.com/office/word/2010/wordprocessingInk" xmlns:wps="http://schemas.microsoft.com/office/word/2010/wordprocessingShape" xmlns:o="urn:schemas-microsoft-com:office:office" xmlns:v="urn:schemas-microsoft-com:vml" xmlns:w10="urn:schemas-microsoft-com:office:word" xmlns:w="http://schemas.openxmlformats.org/wordprocessingml/2006/main" xmlns:w14="http://schemas.microsoft.com/office/word/2010/wordml" xmlns:w15="http://schemas.microsoft.com/office/word/2012/wordml" xmlns:w16cex="http://schemas.microsoft.com/office/word/2018/wordml/cex" xmlns:w16cid="http://schemas.microsoft.com/office/word/2016/wordml/cid" xmlns:w16="http://schemas.microsoft.com/office/word/2018/wordml" xmlns:w16sdtdh="http://schemas.microsoft.com/office/word/2020/wordml/sdtdatahash" xmlns:w16sdtfl="http://schemas.microsoft.com/office/word/2024/wordml/sdtformatlock" xmlns:w16se="http://schemas.microsoft.com/office/word/2015/wordml/symex" xmlns:w16du="http://schemas.microsoft.com/office/word/2023/wordml/word16du" xmlns:wne="http://schemas.microsoft.com/office/word/2006/wordml" mc:Ignorable="w14 w15 w16se w16cid w16 w16cex w16sdtdh w16sdtfl w16du wp14">
   <w:p>
     <w:pPr>
       <w:pStyle w:val="a5"/>
@@ -1925,7 +1943,7 @@
 </file>
 
 <file path=word/footer3.xml><?xml version="1.0" encoding="utf-8"?>
-<w:ftr xmlns:wpc="http://schemas.microsoft.com/office/word/2010/wordprocessingCanvas" xmlns:cx="http://schemas.microsoft.com/office/drawing/2014/chartex" xmlns:cx1="http://schemas.microsoft.com/office/drawing/2015/9/8/chartex" xmlns:cx2="http://schemas.microsoft.com/office/drawing/2015/10/21/chartex" xmlns:cx3="http://schemas.microsoft.com/office/drawing/2016/5/9/chartex" xmlns:cx4="http://schemas.microsoft.com/office/drawing/2016/5/10/chartex" xmlns:cx5="http://schemas.microsoft.com/office/drawing/2016/5/11/chartex" xmlns:cx6="http://schemas.microsoft.com/office/drawing/2016/5/12/chartex" xmlns:cx7="http://schemas.microsoft.com/office/drawing/2016/5/13/chartex" xmlns:cx8="http://schemas.microsoft.com/office/drawing/2016/5/14/chartex" xmlns:mc="http://schemas.openxmlformats.org/markup-compatibility/2006" xmlns:aink="http://schemas.microsoft.com/office/drawing/2016/ink" xmlns:am3d="http://schemas.microsoft.com/office/drawing/2017/model3d" xmlns:o="urn:schemas-microsoft-com:office:office" xmlns:r="http://schemas.openxmlformats.org/officeDocument/2006/relationships" xmlns:m="http://schemas.openxmlformats.org/officeDocument/2006/math" xmlns:v="urn:schemas-microsoft-com:vml" xmlns:wp14="http://schemas.microsoft.com/office/word/2010/wordprocessingDrawing" xmlns:wp="http://schemas.openxmlformats.org/drawingml/2006/wordprocessingDrawing" xmlns:w10="urn:schemas-microsoft-com:office:word" xmlns:w="http://schemas.openxmlformats.org/wordprocessingml/2006/main" xmlns:w14="http://schemas.microsoft.com/office/word/2010/wordml" xmlns:w15="http://schemas.microsoft.com/office/word/2012/wordml" xmlns:w16cex="http://schemas.microsoft.com/office/word/2018/wordml/cex" xmlns:w16cid="http://schemas.microsoft.com/office/word/2016/wordml/cid" xmlns:w16="http://schemas.microsoft.com/office/word/2018/wordml" xmlns:w16sdtdh="http://schemas.microsoft.com/office/word/2020/wordml/sdtdatahash" xmlns:w16se="http://schemas.microsoft.com/office/word/2015/wordml/symex" xmlns:wpg="http://schemas.microsoft.com/office/word/2010/wordprocessingGroup" xmlns:wpi="http://schemas.microsoft.com/office/word/2010/wordprocessingInk" xmlns:wne="http://schemas.microsoft.com/office/word/2006/wordml" xmlns:wps="http://schemas.microsoft.com/office/word/2010/wordprocessingShape" mc:Ignorable="w14 w15 w16se w16cid w16 w16cex w16sdtdh wp14">
+<w:ftr xmlns:wpc="http://schemas.microsoft.com/office/word/2010/wordprocessingCanvas" xmlns:cx="http://schemas.microsoft.com/office/drawing/2014/chartex" xmlns:cx1="http://schemas.microsoft.com/office/drawing/2015/9/8/chartex" xmlns:cx2="http://schemas.microsoft.com/office/drawing/2015/10/21/chartex" xmlns:cx3="http://schemas.microsoft.com/office/drawing/2016/5/9/chartex" xmlns:cx4="http://schemas.microsoft.com/office/drawing/2016/5/10/chartex" xmlns:cx5="http://schemas.microsoft.com/office/drawing/2016/5/11/chartex" xmlns:cx6="http://schemas.microsoft.com/office/drawing/2016/5/12/chartex" xmlns:cx7="http://schemas.microsoft.com/office/drawing/2016/5/13/chartex" xmlns:cx8="http://schemas.microsoft.com/office/drawing/2016/5/14/chartex" xmlns:mc="http://schemas.openxmlformats.org/markup-compatibility/2006" xmlns:m="http://schemas.openxmlformats.org/officeDocument/2006/math" xmlns:aink="http://schemas.microsoft.com/office/drawing/2016/ink" xmlns:am3d="http://schemas.microsoft.com/office/drawing/2017/model3d" xmlns:oel="http://schemas.microsoft.com/office/2019/extlst" xmlns:r="http://schemas.openxmlformats.org/officeDocument/2006/relationships" xmlns:wp14="http://schemas.microsoft.com/office/word/2010/wordprocessingDrawing" xmlns:wp="http://schemas.openxmlformats.org/drawingml/2006/wordprocessingDrawing" xmlns:wpg="http://schemas.microsoft.com/office/word/2010/wordprocessingGroup" xmlns:wpi="http://schemas.microsoft.com/office/word/2010/wordprocessingInk" xmlns:wps="http://schemas.microsoft.com/office/word/2010/wordprocessingShape" xmlns:o="urn:schemas-microsoft-com:office:office" xmlns:v="urn:schemas-microsoft-com:vml" xmlns:w10="urn:schemas-microsoft-com:office:word" xmlns:w="http://schemas.openxmlformats.org/wordprocessingml/2006/main" xmlns:w14="http://schemas.microsoft.com/office/word/2010/wordml" xmlns:w15="http://schemas.microsoft.com/office/word/2012/wordml" xmlns:w16cex="http://schemas.microsoft.com/office/word/2018/wordml/cex" xmlns:w16cid="http://schemas.microsoft.com/office/word/2016/wordml/cid" xmlns:w16="http://schemas.microsoft.com/office/word/2018/wordml" xmlns:w16sdtdh="http://schemas.microsoft.com/office/word/2020/wordml/sdtdatahash" xmlns:w16sdtfl="http://schemas.microsoft.com/office/word/2024/wordml/sdtformatlock" xmlns:w16se="http://schemas.microsoft.com/office/word/2015/wordml/symex" xmlns:w16du="http://schemas.microsoft.com/office/word/2023/wordml/word16du" xmlns:wne="http://schemas.microsoft.com/office/word/2006/wordml" mc:Ignorable="w14 w15 w16se w16cid w16 w16cex w16sdtdh w16sdtfl w16du wp14">
   <w:p>
     <w:pPr>
       <w:pStyle w:val="a5"/>
@@ -1935,7 +1953,7 @@
 </file>
 
 <file path=word/footnotes.xml><?xml version="1.0" encoding="utf-8"?>
-<w:footnotes xmlns:wpc="http://schemas.microsoft.com/office/word/2010/wordprocessingCanvas" xmlns:cx="http://schemas.microsoft.com/office/drawing/2014/chartex" xmlns:cx1="http://schemas.microsoft.com/office/drawing/2015/9/8/chartex" xmlns:cx2="http://schemas.microsoft.com/office/drawing/2015/10/21/chartex" xmlns:cx3="http://schemas.microsoft.com/office/drawing/2016/5/9/chartex" xmlns:cx4="http://schemas.microsoft.com/office/drawing/2016/5/10/chartex" xmlns:cx5="http://schemas.microsoft.com/office/drawing/2016/5/11/chartex" xmlns:cx6="http://schemas.microsoft.com/office/drawing/2016/5/12/chartex" xmlns:cx7="http://schemas.microsoft.com/office/drawing/2016/5/13/chartex" xmlns:cx8="http://schemas.microsoft.com/office/drawing/2016/5/14/chartex" xmlns:mc="http://schemas.openxmlformats.org/markup-compatibility/2006" xmlns:aink="http://schemas.microsoft.com/office/drawing/2016/ink" xmlns:am3d="http://schemas.microsoft.com/office/drawing/2017/model3d" xmlns:o="urn:schemas-microsoft-com:office:office" xmlns:r="http://schemas.openxmlformats.org/officeDocument/2006/relationships" xmlns:m="http://schemas.openxmlformats.org/officeDocument/2006/math" xmlns:v="urn:schemas-microsoft-com:vml" xmlns:wp14="http://schemas.microsoft.com/office/word/2010/wordprocessingDrawing" xmlns:wp="http://schemas.openxmlformats.org/drawingml/2006/wordprocessingDrawing" xmlns:w10="urn:schemas-microsoft-com:office:word" xmlns:w="http://schemas.openxmlformats.org/wordprocessingml/2006/main" xmlns:w14="http://schemas.microsoft.com/office/word/2010/wordml" xmlns:w15="http://schemas.microsoft.com/office/word/2012/wordml" xmlns:w16cex="http://schemas.microsoft.com/office/word/2018/wordml/cex" xmlns:w16cid="http://schemas.microsoft.com/office/word/2016/wordml/cid" xmlns:w16="http://schemas.microsoft.com/office/word/2018/wordml" xmlns:w16sdtdh="http://schemas.microsoft.com/office/word/2020/wordml/sdtdatahash" xmlns:w16se="http://schemas.microsoft.com/office/word/2015/wordml/symex" xmlns:wpg="http://schemas.microsoft.com/office/word/2010/wordprocessingGroup" xmlns:wpi="http://schemas.microsoft.com/office/word/2010/wordprocessingInk" xmlns:wne="http://schemas.microsoft.com/office/word/2006/wordml" xmlns:wps="http://schemas.microsoft.com/office/word/2010/wordprocessingShape" mc:Ignorable="w14 w15 w16se w16cid w16 w16cex w16sdtdh wp14">
+<w:footnotes xmlns:wpc="http://schemas.microsoft.com/office/word/2010/wordprocessingCanvas" xmlns:cx="http://schemas.microsoft.com/office/drawing/2014/chartex" xmlns:cx1="http://schemas.microsoft.com/office/drawing/2015/9/8/chartex" xmlns:cx2="http://schemas.microsoft.com/office/drawing/2015/10/21/chartex" xmlns:cx3="http://schemas.microsoft.com/office/drawing/2016/5/9/chartex" xmlns:cx4="http://schemas.microsoft.com/office/drawing/2016/5/10/chartex" xmlns:cx5="http://schemas.microsoft.com/office/drawing/2016/5/11/chartex" xmlns:cx6="http://schemas.microsoft.com/office/drawing/2016/5/12/chartex" xmlns:cx7="http://schemas.microsoft.com/office/drawing/2016/5/13/chartex" xmlns:cx8="http://schemas.microsoft.com/office/drawing/2016/5/14/chartex" xmlns:mc="http://schemas.openxmlformats.org/markup-compatibility/2006" xmlns:m="http://schemas.openxmlformats.org/officeDocument/2006/math" xmlns:aink="http://schemas.microsoft.com/office/drawing/2016/ink" xmlns:am3d="http://schemas.microsoft.com/office/drawing/2017/model3d" xmlns:oel="http://schemas.microsoft.com/office/2019/extlst" xmlns:r="http://schemas.openxmlformats.org/officeDocument/2006/relationships" xmlns:wp14="http://schemas.microsoft.com/office/word/2010/wordprocessingDrawing" xmlns:wp="http://schemas.openxmlformats.org/drawingml/2006/wordprocessingDrawing" xmlns:wpg="http://schemas.microsoft.com/office/word/2010/wordprocessingGroup" xmlns:wpi="http://schemas.microsoft.com/office/word/2010/wordprocessingInk" xmlns:wps="http://schemas.microsoft.com/office/word/2010/wordprocessingShape" xmlns:o="urn:schemas-microsoft-com:office:office" xmlns:v="urn:schemas-microsoft-com:vml" xmlns:w10="urn:schemas-microsoft-com:office:word" xmlns:w="http://schemas.openxmlformats.org/wordprocessingml/2006/main" xmlns:w14="http://schemas.microsoft.com/office/word/2010/wordml" xmlns:w15="http://schemas.microsoft.com/office/word/2012/wordml" xmlns:w16cex="http://schemas.microsoft.com/office/word/2018/wordml/cex" xmlns:w16cid="http://schemas.microsoft.com/office/word/2016/wordml/cid" xmlns:w16="http://schemas.microsoft.com/office/word/2018/wordml" xmlns:w16sdtdh="http://schemas.microsoft.com/office/word/2020/wordml/sdtdatahash" xmlns:w16sdtfl="http://schemas.microsoft.com/office/word/2024/wordml/sdtformatlock" xmlns:w16se="http://schemas.microsoft.com/office/word/2015/wordml/symex" xmlns:w16du="http://schemas.microsoft.com/office/word/2023/wordml/word16du" xmlns:wne="http://schemas.microsoft.com/office/word/2006/wordml" mc:Ignorable="w14 w15 w16se w16cid w16 w16cex w16sdtdh w16sdtfl w16du wp14">
   <w:footnote w:type="separator" w:id="-1">
     <w:p>
       <w:r>
@@ -1954,7 +1972,7 @@
 </file>
 
 <file path=word/header1.xml><?xml version="1.0" encoding="utf-8"?>
-<w:hdr xmlns:wpc="http://schemas.microsoft.com/office/word/2010/wordprocessingCanvas" xmlns:cx="http://schemas.microsoft.com/office/drawing/2014/chartex" xmlns:cx1="http://schemas.microsoft.com/office/drawing/2015/9/8/chartex" xmlns:cx2="http://schemas.microsoft.com/office/drawing/2015/10/21/chartex" xmlns:cx3="http://schemas.microsoft.com/office/drawing/2016/5/9/chartex" xmlns:cx4="http://schemas.microsoft.com/office/drawing/2016/5/10/chartex" xmlns:cx5="http://schemas.microsoft.com/office/drawing/2016/5/11/chartex" xmlns:cx6="http://schemas.microsoft.com/office/drawing/2016/5/12/chartex" xmlns:cx7="http://schemas.microsoft.com/office/drawing/2016/5/13/chartex" xmlns:cx8="http://schemas.microsoft.com/office/drawing/2016/5/14/chartex" xmlns:mc="http://schemas.openxmlformats.org/markup-compatibility/2006" xmlns:aink="http://schemas.microsoft.com/office/drawing/2016/ink" xmlns:am3d="http://schemas.microsoft.com/office/drawing/2017/model3d" xmlns:o="urn:schemas-microsoft-com:office:office" xmlns:r="http://schemas.openxmlformats.org/officeDocument/2006/relationships" xmlns:m="http://schemas.openxmlformats.org/officeDocument/2006/math" xmlns:v="urn:schemas-microsoft-com:vml" xmlns:wp14="http://schemas.microsoft.com/office/word/2010/wordprocessingDrawing" xmlns:wp="http://schemas.openxmlformats.org/drawingml/2006/wordprocessingDrawing" xmlns:w10="urn:schemas-microsoft-com:office:word" xmlns:w="http://schemas.openxmlformats.org/wordprocessingml/2006/main" xmlns:w14="http://schemas.microsoft.com/office/word/2010/wordml" xmlns:w15="http://schemas.microsoft.com/office/word/2012/wordml" xmlns:w16cex="http://schemas.microsoft.com/office/word/2018/wordml/cex" xmlns:w16cid="http://schemas.microsoft.com/office/word/2016/wordml/cid" xmlns:w16="http://schemas.microsoft.com/office/word/2018/wordml" xmlns:w16sdtdh="http://schemas.microsoft.com/office/word/2020/wordml/sdtdatahash" xmlns:w16se="http://schemas.microsoft.com/office/word/2015/wordml/symex" xmlns:wpg="http://schemas.microsoft.com/office/word/2010/wordprocessingGroup" xmlns:wpi="http://schemas.microsoft.com/office/word/2010/wordprocessingInk" xmlns:wne="http://schemas.microsoft.com/office/word/2006/wordml" xmlns:wps="http://schemas.microsoft.com/office/word/2010/wordprocessingShape" mc:Ignorable="w14 w15 w16se w16cid w16 w16cex w16sdtdh wp14">
+<w:hdr xmlns:wpc="http://schemas.microsoft.com/office/word/2010/wordprocessingCanvas" xmlns:cx="http://schemas.microsoft.com/office/drawing/2014/chartex" xmlns:cx1="http://schemas.microsoft.com/office/drawing/2015/9/8/chartex" xmlns:cx2="http://schemas.microsoft.com/office/drawing/2015/10/21/chartex" xmlns:cx3="http://schemas.microsoft.com/office/drawing/2016/5/9/chartex" xmlns:cx4="http://schemas.microsoft.com/office/drawing/2016/5/10/chartex" xmlns:cx5="http://schemas.microsoft.com/office/drawing/2016/5/11/chartex" xmlns:cx6="http://schemas.microsoft.com/office/drawing/2016/5/12/chartex" xmlns:cx7="http://schemas.microsoft.com/office/drawing/2016/5/13/chartex" xmlns:cx8="http://schemas.microsoft.com/office/drawing/2016/5/14/chartex" xmlns:mc="http://schemas.openxmlformats.org/markup-compatibility/2006" xmlns:m="http://schemas.openxmlformats.org/officeDocument/2006/math" xmlns:aink="http://schemas.microsoft.com/office/drawing/2016/ink" xmlns:am3d="http://schemas.microsoft.com/office/drawing/2017/model3d" xmlns:oel="http://schemas.microsoft.com/office/2019/extlst" xmlns:r="http://schemas.openxmlformats.org/officeDocument/2006/relationships" xmlns:wp14="http://schemas.microsoft.com/office/word/2010/wordprocessingDrawing" xmlns:wp="http://schemas.openxmlformats.org/drawingml/2006/wordprocessingDrawing" xmlns:wpg="http://schemas.microsoft.com/office/word/2010/wordprocessingGroup" xmlns:wpi="http://schemas.microsoft.com/office/word/2010/wordprocessingInk" xmlns:wps="http://schemas.microsoft.com/office/word/2010/wordprocessingShape" xmlns:o="urn:schemas-microsoft-com:office:office" xmlns:v="urn:schemas-microsoft-com:vml" xmlns:w10="urn:schemas-microsoft-com:office:word" xmlns:w="http://schemas.openxmlformats.org/wordprocessingml/2006/main" xmlns:w14="http://schemas.microsoft.com/office/word/2010/wordml" xmlns:w15="http://schemas.microsoft.com/office/word/2012/wordml" xmlns:w16cex="http://schemas.microsoft.com/office/word/2018/wordml/cex" xmlns:w16cid="http://schemas.microsoft.com/office/word/2016/wordml/cid" xmlns:w16="http://schemas.microsoft.com/office/word/2018/wordml" xmlns:w16sdtdh="http://schemas.microsoft.com/office/word/2020/wordml/sdtdatahash" xmlns:w16sdtfl="http://schemas.microsoft.com/office/word/2024/wordml/sdtformatlock" xmlns:w16se="http://schemas.microsoft.com/office/word/2015/wordml/symex" xmlns:w16du="http://schemas.microsoft.com/office/word/2023/wordml/word16du" xmlns:wne="http://schemas.microsoft.com/office/word/2006/wordml" mc:Ignorable="w14 w15 w16se w16cid w16 w16cex w16sdtdh w16sdtfl w16du wp14">
   <w:p>
     <w:pPr>
       <w:pStyle w:val="a3"/>
@@ -1964,7 +1982,7 @@
 </file>
 
 <file path=word/header2.xml><?xml version="1.0" encoding="utf-8"?>
-<w:hdr xmlns:wpc="http://schemas.microsoft.com/office/word/2010/wordprocessingCanvas" xmlns:cx="http://schemas.microsoft.com/office/drawing/2014/chartex" xmlns:cx1="http://schemas.microsoft.com/office/drawing/2015/9/8/chartex" xmlns:cx2="http://schemas.microsoft.com/office/drawing/2015/10/21/chartex" xmlns:cx3="http://schemas.microsoft.com/office/drawing/2016/5/9/chartex" xmlns:cx4="http://schemas.microsoft.com/office/drawing/2016/5/10/chartex" xmlns:cx5="http://schemas.microsoft.com/office/drawing/2016/5/11/chartex" xmlns:cx6="http://schemas.microsoft.com/office/drawing/2016/5/12/chartex" xmlns:cx7="http://schemas.microsoft.com/office/drawing/2016/5/13/chartex" xmlns:cx8="http://schemas.microsoft.com/office/drawing/2016/5/14/chartex" xmlns:mc="http://schemas.openxmlformats.org/markup-compatibility/2006" xmlns:aink="http://schemas.microsoft.com/office/drawing/2016/ink" xmlns:am3d="http://schemas.microsoft.com/office/drawing/2017/model3d" xmlns:o="urn:schemas-microsoft-com:office:office" xmlns:r="http://schemas.openxmlformats.org/officeDocument/2006/relationships" xmlns:m="http://schemas.openxmlformats.org/officeDocument/2006/math" xmlns:v="urn:schemas-microsoft-com:vml" xmlns:wp14="http://schemas.microsoft.com/office/word/2010/wordprocessingDrawing" xmlns:wp="http://schemas.openxmlformats.org/drawingml/2006/wordprocessingDrawing" xmlns:w10="urn:schemas-microsoft-com:office:word" xmlns:w="http://schemas.openxmlformats.org/wordprocessingml/2006/main" xmlns:w14="http://schemas.microsoft.com/office/word/2010/wordml" xmlns:w15="http://schemas.microsoft.com/office/word/2012/wordml" xmlns:w16cex="http://schemas.microsoft.com/office/word/2018/wordml/cex" xmlns:w16cid="http://schemas.microsoft.com/office/word/2016/wordml/cid" xmlns:w16="http://schemas.microsoft.com/office/word/2018/wordml" xmlns:w16sdtdh="http://schemas.microsoft.com/office/word/2020/wordml/sdtdatahash" xmlns:w16se="http://schemas.microsoft.com/office/word/2015/wordml/symex" xmlns:wpg="http://schemas.microsoft.com/office/word/2010/wordprocessingGroup" xmlns:wpi="http://schemas.microsoft.com/office/word/2010/wordprocessingInk" xmlns:wne="http://schemas.microsoft.com/office/word/2006/wordml" xmlns:wps="http://schemas.microsoft.com/office/word/2010/wordprocessingShape" mc:Ignorable="w14 w15 w16se w16cid w16 w16cex w16sdtdh wp14">
+<w:hdr xmlns:wpc="http://schemas.microsoft.com/office/word/2010/wordprocessingCanvas" xmlns:cx="http://schemas.microsoft.com/office/drawing/2014/chartex" xmlns:cx1="http://schemas.microsoft.com/office/drawing/2015/9/8/chartex" xmlns:cx2="http://schemas.microsoft.com/office/drawing/2015/10/21/chartex" xmlns:cx3="http://schemas.microsoft.com/office/drawing/2016/5/9/chartex" xmlns:cx4="http://schemas.microsoft.com/office/drawing/2016/5/10/chartex" xmlns:cx5="http://schemas.microsoft.com/office/drawing/2016/5/11/chartex" xmlns:cx6="http://schemas.microsoft.com/office/drawing/2016/5/12/chartex" xmlns:cx7="http://schemas.microsoft.com/office/drawing/2016/5/13/chartex" xmlns:cx8="http://schemas.microsoft.com/office/drawing/2016/5/14/chartex" xmlns:mc="http://schemas.openxmlformats.org/markup-compatibility/2006" xmlns:m="http://schemas.openxmlformats.org/officeDocument/2006/math" xmlns:aink="http://schemas.microsoft.com/office/drawing/2016/ink" xmlns:am3d="http://schemas.microsoft.com/office/drawing/2017/model3d" xmlns:oel="http://schemas.microsoft.com/office/2019/extlst" xmlns:r="http://schemas.openxmlformats.org/officeDocument/2006/relationships" xmlns:wp14="http://schemas.microsoft.com/office/word/2010/wordprocessingDrawing" xmlns:wp="http://schemas.openxmlformats.org/drawingml/2006/wordprocessingDrawing" xmlns:wpg="http://schemas.microsoft.com/office/word/2010/wordprocessingGroup" xmlns:wpi="http://schemas.microsoft.com/office/word/2010/wordprocessingInk" xmlns:wps="http://schemas.microsoft.com/office/word/2010/wordprocessingShape" xmlns:o="urn:schemas-microsoft-com:office:office" xmlns:v="urn:schemas-microsoft-com:vml" xmlns:w10="urn:schemas-microsoft-com:office:word" xmlns:w="http://schemas.openxmlformats.org/wordprocessingml/2006/main" xmlns:w14="http://schemas.microsoft.com/office/word/2010/wordml" xmlns:w15="http://schemas.microsoft.com/office/word/2012/wordml" xmlns:w16cex="http://schemas.microsoft.com/office/word/2018/wordml/cex" xmlns:w16cid="http://schemas.microsoft.com/office/word/2016/wordml/cid" xmlns:w16="http://schemas.microsoft.com/office/word/2018/wordml" xmlns:w16sdtdh="http://schemas.microsoft.com/office/word/2020/wordml/sdtdatahash" xmlns:w16sdtfl="http://schemas.microsoft.com/office/word/2024/wordml/sdtformatlock" xmlns:w16se="http://schemas.microsoft.com/office/word/2015/wordml/symex" xmlns:w16du="http://schemas.microsoft.com/office/word/2023/wordml/word16du" xmlns:wne="http://schemas.microsoft.com/office/word/2006/wordml" mc:Ignorable="w14 w15 w16se w16cid w16 w16cex w16sdtdh w16sdtfl w16du wp14">
   <w:p>
     <w:pPr>
       <w:pStyle w:val="a3"/>
@@ -2051,7 +2069,7 @@
 </file>
 
 <file path=word/header3.xml><?xml version="1.0" encoding="utf-8"?>
-<w:hdr xmlns:wpc="http://schemas.microsoft.com/office/word/2010/wordprocessingCanvas" xmlns:cx="http://schemas.microsoft.com/office/drawing/2014/chartex" xmlns:cx1="http://schemas.microsoft.com/office/drawing/2015/9/8/chartex" xmlns:cx2="http://schemas.microsoft.com/office/drawing/2015/10/21/chartex" xmlns:cx3="http://schemas.microsoft.com/office/drawing/2016/5/9/chartex" xmlns:cx4="http://schemas.microsoft.com/office/drawing/2016/5/10/chartex" xmlns:cx5="http://schemas.microsoft.com/office/drawing/2016/5/11/chartex" xmlns:cx6="http://schemas.microsoft.com/office/drawing/2016/5/12/chartex" xmlns:cx7="http://schemas.microsoft.com/office/drawing/2016/5/13/chartex" xmlns:cx8="http://schemas.microsoft.com/office/drawing/2016/5/14/chartex" xmlns:mc="http://schemas.openxmlformats.org/markup-compatibility/2006" xmlns:aink="http://schemas.microsoft.com/office/drawing/2016/ink" xmlns:am3d="http://schemas.microsoft.com/office/drawing/2017/model3d" xmlns:o="urn:schemas-microsoft-com:office:office" xmlns:r="http://schemas.openxmlformats.org/officeDocument/2006/relationships" xmlns:m="http://schemas.openxmlformats.org/officeDocument/2006/math" xmlns:v="urn:schemas-microsoft-com:vml" xmlns:wp14="http://schemas.microsoft.com/office/word/2010/wordprocessingDrawing" xmlns:wp="http://schemas.openxmlformats.org/drawingml/2006/wordprocessingDrawing" xmlns:w10="urn:schemas-microsoft-com:office:word" xmlns:w="http://schemas.openxmlformats.org/wordprocessingml/2006/main" xmlns:w14="http://schemas.microsoft.com/office/word/2010/wordml" xmlns:w15="http://schemas.microsoft.com/office/word/2012/wordml" xmlns:w16cex="http://schemas.microsoft.com/office/word/2018/wordml/cex" xmlns:w16cid="http://schemas.microsoft.com/office/word/2016/wordml/cid" xmlns:w16="http://schemas.microsoft.com/office/word/2018/wordml" xmlns:w16sdtdh="http://schemas.microsoft.com/office/word/2020/wordml/sdtdatahash" xmlns:w16se="http://schemas.microsoft.com/office/word/2015/wordml/symex" xmlns:wpg="http://schemas.microsoft.com/office/word/2010/wordprocessingGroup" xmlns:wpi="http://schemas.microsoft.com/office/word/2010/wordprocessingInk" xmlns:wne="http://schemas.microsoft.com/office/word/2006/wordml" xmlns:wps="http://schemas.microsoft.com/office/word/2010/wordprocessingShape" mc:Ignorable="w14 w15 w16se w16cid w16 w16cex w16sdtdh wp14">
+<w:hdr xmlns:wpc="http://schemas.microsoft.com/office/word/2010/wordprocessingCanvas" xmlns:cx="http://schemas.microsoft.com/office/drawing/2014/chartex" xmlns:cx1="http://schemas.microsoft.com/office/drawing/2015/9/8/chartex" xmlns:cx2="http://schemas.microsoft.com/office/drawing/2015/10/21/chartex" xmlns:cx3="http://schemas.microsoft.com/office/drawing/2016/5/9/chartex" xmlns:cx4="http://schemas.microsoft.com/office/drawing/2016/5/10/chartex" xmlns:cx5="http://schemas.microsoft.com/office/drawing/2016/5/11/chartex" xmlns:cx6="http://schemas.microsoft.com/office/drawing/2016/5/12/chartex" xmlns:cx7="http://schemas.microsoft.com/office/drawing/2016/5/13/chartex" xmlns:cx8="http://schemas.microsoft.com/office/drawing/2016/5/14/chartex" xmlns:mc="http://schemas.openxmlformats.org/markup-compatibility/2006" xmlns:m="http://schemas.openxmlformats.org/officeDocument/2006/math" xmlns:aink="http://schemas.microsoft.com/office/drawing/2016/ink" xmlns:am3d="http://schemas.microsoft.com/office/drawing/2017/model3d" xmlns:oel="http://schemas.microsoft.com/office/2019/extlst" xmlns:r="http://schemas.openxmlformats.org/officeDocument/2006/relationships" xmlns:wp14="http://schemas.microsoft.com/office/word/2010/wordprocessingDrawing" xmlns:wp="http://schemas.openxmlformats.org/drawingml/2006/wordprocessingDrawing" xmlns:wpg="http://schemas.microsoft.com/office/word/2010/wordprocessingGroup" xmlns:wpi="http://schemas.microsoft.com/office/word/2010/wordprocessingInk" xmlns:wps="http://schemas.microsoft.com/office/word/2010/wordprocessingShape" xmlns:o="urn:schemas-microsoft-com:office:office" xmlns:v="urn:schemas-microsoft-com:vml" xmlns:w10="urn:schemas-microsoft-com:office:word" xmlns:w="http://schemas.openxmlformats.org/wordprocessingml/2006/main" xmlns:w14="http://schemas.microsoft.com/office/word/2010/wordml" xmlns:w15="http://schemas.microsoft.com/office/word/2012/wordml" xmlns:w16cex="http://schemas.microsoft.com/office/word/2018/wordml/cex" xmlns:w16cid="http://schemas.microsoft.com/office/word/2016/wordml/cid" xmlns:w16="http://schemas.microsoft.com/office/word/2018/wordml" xmlns:w16sdtdh="http://schemas.microsoft.com/office/word/2020/wordml/sdtdatahash" xmlns:w16sdtfl="http://schemas.microsoft.com/office/word/2024/wordml/sdtformatlock" xmlns:w16se="http://schemas.microsoft.com/office/word/2015/wordml/symex" xmlns:w16du="http://schemas.microsoft.com/office/word/2023/wordml/word16du" xmlns:wne="http://schemas.microsoft.com/office/word/2006/wordml" mc:Ignorable="w14 w15 w16se w16cid w16 w16cex w16sdtdh w16sdtfl w16du wp14">
   <w:p>
     <w:pPr>
       <w:pStyle w:val="a3"/>
@@ -2061,7 +2079,7 @@
 </file>
 
 <file path=word/numbering.xml><?xml version="1.0" encoding="utf-8"?>
-<w:numbering xmlns:wpc="http://schemas.microsoft.com/office/word/2010/wordprocessingCanvas" xmlns:cx="http://schemas.microsoft.com/office/drawing/2014/chartex" xmlns:cx1="http://schemas.microsoft.com/office/drawing/2015/9/8/chartex" xmlns:cx2="http://schemas.microsoft.com/office/drawing/2015/10/21/chartex" xmlns:cx3="http://schemas.microsoft.com/office/drawing/2016/5/9/chartex" xmlns:cx4="http://schemas.microsoft.com/office/drawing/2016/5/10/chartex" xmlns:cx5="http://schemas.microsoft.com/office/drawing/2016/5/11/chartex" xmlns:cx6="http://schemas.microsoft.com/office/drawing/2016/5/12/chartex" xmlns:cx7="http://schemas.microsoft.com/office/drawing/2016/5/13/chartex" xmlns:cx8="http://schemas.microsoft.com/office/drawing/2016/5/14/chartex" xmlns:mc="http://schemas.openxmlformats.org/markup-compatibility/2006" xmlns:aink="http://schemas.microsoft.com/office/drawing/2016/ink" xmlns:am3d="http://schemas.microsoft.com/office/drawing/2017/model3d" xmlns:o="urn:schemas-microsoft-com:office:office" xmlns:r="http://schemas.openxmlformats.org/officeDocument/2006/relationships" xmlns:m="http://schemas.openxmlformats.org/officeDocument/2006/math" xmlns:v="urn:schemas-microsoft-com:vml" xmlns:wp14="http://schemas.microsoft.com/office/word/2010/wordprocessingDrawing" xmlns:wp="http://schemas.openxmlformats.org/drawingml/2006/wordprocessingDrawing" xmlns:w10="urn:schemas-microsoft-com:office:word" xmlns:w="http://schemas.openxmlformats.org/wordprocessingml/2006/main" xmlns:w14="http://schemas.microsoft.com/office/word/2010/wordml" xmlns:w15="http://schemas.microsoft.com/office/word/2012/wordml" xmlns:w16cex="http://schemas.microsoft.com/office/word/2018/wordml/cex" xmlns:w16cid="http://schemas.microsoft.com/office/word/2016/wordml/cid" xmlns:w16="http://schemas.microsoft.com/office/word/2018/wordml" xmlns:w16sdtdh="http://schemas.microsoft.com/office/word/2020/wordml/sdtdatahash" xmlns:w16se="http://schemas.microsoft.com/office/word/2015/wordml/symex" xmlns:wpg="http://schemas.microsoft.com/office/word/2010/wordprocessingGroup" xmlns:wpi="http://schemas.microsoft.com/office/word/2010/wordprocessingInk" xmlns:wne="http://schemas.microsoft.com/office/word/2006/wordml" xmlns:wps="http://schemas.microsoft.com/office/word/2010/wordprocessingShape" mc:Ignorable="w14 w15 w16se w16cid w16 w16cex w16sdtdh wp14">
+<w:numbering xmlns:wpc="http://schemas.microsoft.com/office/word/2010/wordprocessingCanvas" xmlns:cx="http://schemas.microsoft.com/office/drawing/2014/chartex" xmlns:cx1="http://schemas.microsoft.com/office/drawing/2015/9/8/chartex" xmlns:cx2="http://schemas.microsoft.com/office/drawing/2015/10/21/chartex" xmlns:cx3="http://schemas.microsoft.com/office/drawing/2016/5/9/chartex" xmlns:cx4="http://schemas.microsoft.com/office/drawing/2016/5/10/chartex" xmlns:cx5="http://schemas.microsoft.com/office/drawing/2016/5/11/chartex" xmlns:cx6="http://schemas.microsoft.com/office/drawing/2016/5/12/chartex" xmlns:cx7="http://schemas.microsoft.com/office/drawing/2016/5/13/chartex" xmlns:cx8="http://schemas.microsoft.com/office/drawing/2016/5/14/chartex" xmlns:mc="http://schemas.openxmlformats.org/markup-compatibility/2006" xmlns:m="http://schemas.openxmlformats.org/officeDocument/2006/math" xmlns:aink="http://schemas.microsoft.com/office/drawing/2016/ink" xmlns:am3d="http://schemas.microsoft.com/office/drawing/2017/model3d" xmlns:oel="http://schemas.microsoft.com/office/2019/extlst" xmlns:r="http://schemas.openxmlformats.org/officeDocument/2006/relationships" xmlns:wp14="http://schemas.microsoft.com/office/word/2010/wordprocessingDrawing" xmlns:wp="http://schemas.openxmlformats.org/drawingml/2006/wordprocessingDrawing" xmlns:wpg="http://schemas.microsoft.com/office/word/2010/wordprocessingGroup" xmlns:wpi="http://schemas.microsoft.com/office/word/2010/wordprocessingInk" xmlns:wps="http://schemas.microsoft.com/office/word/2010/wordprocessingShape" xmlns:o="urn:schemas-microsoft-com:office:office" xmlns:v="urn:schemas-microsoft-com:vml" xmlns:w10="urn:schemas-microsoft-com:office:word" xmlns:w="http://schemas.openxmlformats.org/wordprocessingml/2006/main" xmlns:w14="http://schemas.microsoft.com/office/word/2010/wordml" xmlns:w15="http://schemas.microsoft.com/office/word/2012/wordml" xmlns:w16cex="http://schemas.microsoft.com/office/word/2018/wordml/cex" xmlns:w16cid="http://schemas.microsoft.com/office/word/2016/wordml/cid" xmlns:w16="http://schemas.microsoft.com/office/word/2018/wordml" xmlns:w16sdtdh="http://schemas.microsoft.com/office/word/2020/wordml/sdtdatahash" xmlns:w16sdtfl="http://schemas.microsoft.com/office/word/2024/wordml/sdtformatlock" xmlns:w16se="http://schemas.microsoft.com/office/word/2015/wordml/symex" xmlns:w16du="http://schemas.microsoft.com/office/word/2023/wordml/word16du" xmlns:wne="http://schemas.microsoft.com/office/word/2006/wordml" mc:Ignorable="w14 w15 w16se w16cid w16 w16cex w16sdtdh w16sdtfl w16du wp14">
   <w:abstractNum w:abstractNumId="0" w15:restartNumberingAfterBreak="0">
     <w:nsid w:val="00266B96"/>
     <w:multiLevelType w:val="hybridMultilevel"/>
@@ -3777,6 +3795,98 @@
     </w:lvl>
   </w:abstractNum>
   <w:abstractNum w:abstractNumId="14" w15:restartNumberingAfterBreak="0">
+    <w:nsid w:val="57535437"/>
+    <w:multiLevelType w:val="hybridMultilevel"/>
+    <w:tmpl w:val="7B70F62E"/>
+    <w:lvl w:ilvl="0" w:tplc="C6F4F0C2">
+      <w:start w:val="1"/>
+      <w:numFmt w:val="decimal"/>
+      <w:lvlText w:val="%1."/>
+      <w:lvlJc w:val="left"/>
+      <w:pPr>
+        <w:ind w:left="720" w:hanging="360"/>
+      </w:pPr>
+      <w:rPr>
+        <w:rFonts w:hint="default"/>
+        <w:b/>
+        <w:bCs/>
+        <w:color w:val="00B0F0"/>
+      </w:rPr>
+    </w:lvl>
+    <w:lvl w:ilvl="1" w:tplc="04190019" w:tentative="1">
+      <w:start w:val="1"/>
+      <w:numFmt w:val="lowerLetter"/>
+      <w:lvlText w:val="%2."/>
+      <w:lvlJc w:val="left"/>
+      <w:pPr>
+        <w:ind w:left="1440" w:hanging="360"/>
+      </w:pPr>
+    </w:lvl>
+    <w:lvl w:ilvl="2" w:tplc="0419001B" w:tentative="1">
+      <w:start w:val="1"/>
+      <w:numFmt w:val="lowerRoman"/>
+      <w:lvlText w:val="%3."/>
+      <w:lvlJc w:val="right"/>
+      <w:pPr>
+        <w:ind w:left="2160" w:hanging="180"/>
+      </w:pPr>
+    </w:lvl>
+    <w:lvl w:ilvl="3" w:tplc="0419000F" w:tentative="1">
+      <w:start w:val="1"/>
+      <w:numFmt w:val="decimal"/>
+      <w:lvlText w:val="%4."/>
+      <w:lvlJc w:val="left"/>
+      <w:pPr>
+        <w:ind w:left="2880" w:hanging="360"/>
+      </w:pPr>
+    </w:lvl>
+    <w:lvl w:ilvl="4" w:tplc="04190019" w:tentative="1">
+      <w:start w:val="1"/>
+      <w:numFmt w:val="lowerLetter"/>
+      <w:lvlText w:val="%5."/>
+      <w:lvlJc w:val="left"/>
+      <w:pPr>
+        <w:ind w:left="3600" w:hanging="360"/>
+      </w:pPr>
+    </w:lvl>
+    <w:lvl w:ilvl="5" w:tplc="0419001B" w:tentative="1">
+      <w:start w:val="1"/>
+      <w:numFmt w:val="lowerRoman"/>
+      <w:lvlText w:val="%6."/>
+      <w:lvlJc w:val="right"/>
+      <w:pPr>
+        <w:ind w:left="4320" w:hanging="180"/>
+      </w:pPr>
+    </w:lvl>
+    <w:lvl w:ilvl="6" w:tplc="0419000F" w:tentative="1">
+      <w:start w:val="1"/>
+      <w:numFmt w:val="decimal"/>
+      <w:lvlText w:val="%7."/>
+      <w:lvlJc w:val="left"/>
+      <w:pPr>
+        <w:ind w:left="5040" w:hanging="360"/>
+      </w:pPr>
+    </w:lvl>
+    <w:lvl w:ilvl="7" w:tplc="04190019" w:tentative="1">
+      <w:start w:val="1"/>
+      <w:numFmt w:val="lowerLetter"/>
+      <w:lvlText w:val="%8."/>
+      <w:lvlJc w:val="left"/>
+      <w:pPr>
+        <w:ind w:left="5760" w:hanging="360"/>
+      </w:pPr>
+    </w:lvl>
+    <w:lvl w:ilvl="8" w:tplc="0419001B" w:tentative="1">
+      <w:start w:val="1"/>
+      <w:numFmt w:val="lowerRoman"/>
+      <w:lvlText w:val="%9."/>
+      <w:lvlJc w:val="right"/>
+      <w:pPr>
+        <w:ind w:left="6480" w:hanging="180"/>
+      </w:pPr>
+    </w:lvl>
+  </w:abstractNum>
+  <w:abstractNum w:abstractNumId="15" w15:restartNumberingAfterBreak="0">
     <w:nsid w:val="5B6C107B"/>
     <w:multiLevelType w:val="hybridMultilevel"/>
     <w:tmpl w:val="964C7A3E"/>
@@ -3889,7 +3999,7 @@
       </w:rPr>
     </w:lvl>
   </w:abstractNum>
-  <w:abstractNum w:abstractNumId="15" w15:restartNumberingAfterBreak="0">
+  <w:abstractNum w:abstractNumId="16" w15:restartNumberingAfterBreak="0">
     <w:nsid w:val="5E4D0338"/>
     <w:multiLevelType w:val="hybridMultilevel"/>
     <w:tmpl w:val="5A26CD98"/>
@@ -4002,7 +4112,7 @@
       </w:rPr>
     </w:lvl>
   </w:abstractNum>
-  <w:abstractNum w:abstractNumId="16" w15:restartNumberingAfterBreak="0">
+  <w:abstractNum w:abstractNumId="17" w15:restartNumberingAfterBreak="0">
     <w:nsid w:val="6AA45D3E"/>
     <w:multiLevelType w:val="multilevel"/>
     <w:tmpl w:val="987EC792"/>
@@ -4151,7 +4261,7 @@
       </w:rPr>
     </w:lvl>
   </w:abstractNum>
-  <w:abstractNum w:abstractNumId="17" w15:restartNumberingAfterBreak="0">
+  <w:abstractNum w:abstractNumId="18" w15:restartNumberingAfterBreak="0">
     <w:nsid w:val="6E4217F7"/>
     <w:multiLevelType w:val="hybridMultilevel"/>
     <w:tmpl w:val="0CCE8D34"/>
@@ -4264,7 +4374,7 @@
       </w:rPr>
     </w:lvl>
   </w:abstractNum>
-  <w:abstractNum w:abstractNumId="18" w15:restartNumberingAfterBreak="0">
+  <w:abstractNum w:abstractNumId="19" w15:restartNumberingAfterBreak="0">
     <w:nsid w:val="745C3290"/>
     <w:multiLevelType w:val="hybridMultilevel"/>
     <w:tmpl w:val="D7185C2A"/>
@@ -4377,7 +4487,7 @@
       </w:rPr>
     </w:lvl>
   </w:abstractNum>
-  <w:abstractNum w:abstractNumId="19" w15:restartNumberingAfterBreak="0">
+  <w:abstractNum w:abstractNumId="20" w15:restartNumberingAfterBreak="0">
     <w:nsid w:val="759B0041"/>
     <w:multiLevelType w:val="hybridMultilevel"/>
     <w:tmpl w:val="BB506C12"/>
@@ -4490,7 +4600,7 @@
       </w:rPr>
     </w:lvl>
   </w:abstractNum>
-  <w:abstractNum w:abstractNumId="20" w15:restartNumberingAfterBreak="0">
+  <w:abstractNum w:abstractNumId="21" w15:restartNumberingAfterBreak="0">
     <w:nsid w:val="7E717778"/>
     <w:multiLevelType w:val="hybridMultilevel"/>
     <w:tmpl w:val="6C705D40"/>
@@ -4603,74 +4713,77 @@
       </w:rPr>
     </w:lvl>
   </w:abstractNum>
-  <w:num w:numId="1">
+  <w:num w:numId="1" w16cid:durableId="551960718">
+    <w:abstractNumId w:val="21"/>
+  </w:num>
+  <w:num w:numId="2" w16cid:durableId="807015612">
+    <w:abstractNumId w:val="3"/>
+  </w:num>
+  <w:num w:numId="3" w16cid:durableId="129903022">
     <w:abstractNumId w:val="20"/>
   </w:num>
-  <w:num w:numId="2">
-    <w:abstractNumId w:val="3"/>
+  <w:num w:numId="4" w16cid:durableId="286813602">
+    <w:abstractNumId w:val="15"/>
   </w:num>
-  <w:num w:numId="3">
+  <w:num w:numId="5" w16cid:durableId="1471899927">
+    <w:abstractNumId w:val="0"/>
+  </w:num>
+  <w:num w:numId="6" w16cid:durableId="1300379491">
+    <w:abstractNumId w:val="12"/>
+  </w:num>
+  <w:num w:numId="7" w16cid:durableId="1629312505">
     <w:abstractNumId w:val="19"/>
   </w:num>
-  <w:num w:numId="4">
-    <w:abstractNumId w:val="14"/>
+  <w:num w:numId="8" w16cid:durableId="1127698511">
+    <w:abstractNumId w:val="16"/>
   </w:num>
-  <w:num w:numId="5">
-    <w:abstractNumId w:val="0"/>
+  <w:num w:numId="9" w16cid:durableId="698817226">
+    <w:abstractNumId w:val="7"/>
   </w:num>
-  <w:num w:numId="6">
-    <w:abstractNumId w:val="12"/>
+  <w:num w:numId="10" w16cid:durableId="2031174031">
+    <w:abstractNumId w:val="4"/>
   </w:num>
-  <w:num w:numId="7">
+  <w:num w:numId="11" w16cid:durableId="2078815379">
     <w:abstractNumId w:val="18"/>
   </w:num>
-  <w:num w:numId="8">
-    <w:abstractNumId w:val="15"/>
+  <w:num w:numId="12" w16cid:durableId="391075855">
+    <w:abstractNumId w:val="8"/>
   </w:num>
-  <w:num w:numId="9">
-    <w:abstractNumId w:val="7"/>
+  <w:num w:numId="13" w16cid:durableId="1526794759">
+    <w:abstractNumId w:val="13"/>
   </w:num>
-  <w:num w:numId="10">
-    <w:abstractNumId w:val="4"/>
+  <w:num w:numId="14" w16cid:durableId="1824395239">
+    <w:abstractNumId w:val="11"/>
   </w:num>
-  <w:num w:numId="11">
+  <w:num w:numId="15" w16cid:durableId="633027141">
+    <w:abstractNumId w:val="1"/>
+  </w:num>
+  <w:num w:numId="16" w16cid:durableId="1636106933">
+    <w:abstractNumId w:val="6"/>
+  </w:num>
+  <w:num w:numId="17" w16cid:durableId="818570726">
+    <w:abstractNumId w:val="9"/>
+  </w:num>
+  <w:num w:numId="18" w16cid:durableId="1422066599">
+    <w:abstractNumId w:val="10"/>
+  </w:num>
+  <w:num w:numId="19" w16cid:durableId="1725450173">
+    <w:abstractNumId w:val="2"/>
+  </w:num>
+  <w:num w:numId="20" w16cid:durableId="2102414402">
+    <w:abstractNumId w:val="5"/>
+  </w:num>
+  <w:num w:numId="21" w16cid:durableId="1176114370">
     <w:abstractNumId w:val="17"/>
   </w:num>
-  <w:num w:numId="12">
-    <w:abstractNumId w:val="8"/>
-  </w:num>
-  <w:num w:numId="13">
-    <w:abstractNumId w:val="13"/>
-  </w:num>
-  <w:num w:numId="14">
-    <w:abstractNumId w:val="11"/>
-  </w:num>
-  <w:num w:numId="15">
-    <w:abstractNumId w:val="1"/>
-  </w:num>
-  <w:num w:numId="16">
-    <w:abstractNumId w:val="6"/>
-  </w:num>
-  <w:num w:numId="17">
-    <w:abstractNumId w:val="9"/>
-  </w:num>
-  <w:num w:numId="18">
-    <w:abstractNumId w:val="10"/>
-  </w:num>
-  <w:num w:numId="19">
-    <w:abstractNumId w:val="2"/>
-  </w:num>
-  <w:num w:numId="20">
-    <w:abstractNumId w:val="5"/>
-  </w:num>
-  <w:num w:numId="21">
-    <w:abstractNumId w:val="16"/>
+  <w:num w:numId="22" w16cid:durableId="1345933661">
+    <w:abstractNumId w:val="14"/>
   </w:num>
 </w:numbering>
 </file>
 
 <file path=word/styles.xml><?xml version="1.0" encoding="utf-8"?>
-<w:styles xmlns:mc="http://schemas.openxmlformats.org/markup-compatibility/2006" xmlns:r="http://schemas.openxmlformats.org/officeDocument/2006/relationships" xmlns:w="http://schemas.openxmlformats.org/wordprocessingml/2006/main" xmlns:w14="http://schemas.microsoft.com/office/word/2010/wordml" xmlns:w15="http://schemas.microsoft.com/office/word/2012/wordml" xmlns:w16cex="http://schemas.microsoft.com/office/word/2018/wordml/cex" xmlns:w16cid="http://schemas.microsoft.com/office/word/2016/wordml/cid" xmlns:w16="http://schemas.microsoft.com/office/word/2018/wordml" xmlns:w16sdtdh="http://schemas.microsoft.com/office/word/2020/wordml/sdtdatahash" xmlns:w16se="http://schemas.microsoft.com/office/word/2015/wordml/symex" mc:Ignorable="w14 w15 w16se w16cid w16 w16cex w16sdtdh">
+<w:styles xmlns:mc="http://schemas.openxmlformats.org/markup-compatibility/2006" xmlns:r="http://schemas.openxmlformats.org/officeDocument/2006/relationships" xmlns:w="http://schemas.openxmlformats.org/wordprocessingml/2006/main" xmlns:w14="http://schemas.microsoft.com/office/word/2010/wordml" xmlns:w15="http://schemas.microsoft.com/office/word/2012/wordml" xmlns:w16cex="http://schemas.microsoft.com/office/word/2018/wordml/cex" xmlns:w16cid="http://schemas.microsoft.com/office/word/2016/wordml/cid" xmlns:w16="http://schemas.microsoft.com/office/word/2018/wordml" xmlns:w16sdtdh="http://schemas.microsoft.com/office/word/2020/wordml/sdtdatahash" xmlns:w16sdtfl="http://schemas.microsoft.com/office/word/2024/wordml/sdtformatlock" xmlns:w16se="http://schemas.microsoft.com/office/word/2015/wordml/symex" xmlns:w16du="http://schemas.microsoft.com/office/word/2023/wordml/word16du" mc:Ignorable="w14 w15 w16se w16cid w16 w16cex w16sdtdh w16sdtfl w16du">
   <w:docDefaults>
     <w:rPrDefault>
       <w:rPr>
